--- a/docs/loan_copilot_learner_guide.docx
+++ b/docs/loan_copilot_learner_guide.docx
@@ -1238,7 +1238,7 @@
                 <w:color w:val="000000"/>
                 <w:sz w:val="20"/>
               </w:rPr>
-              <w:t>244 tests, 3 suites, LLM-as-judge</w:t>
+              <w:t>426 tests, 3 suites, LLM-as-judge</w:t>
             </w:r>
           </w:p>
         </w:tc>
@@ -4650,7 +4650,7 @@
                 <w:color w:val="000000"/>
                 <w:sz w:val="20"/>
               </w:rPr>
-              <w:t>pytest (244 tests)</w:t>
+              <w:t>pytest (426 tests)</w:t>
             </w:r>
           </w:p>
         </w:tc>
@@ -5321,7 +5321,7 @@
                 <w:color w:val="000000"/>
                 <w:sz w:val="20"/>
               </w:rPr>
-              <w:t>scripts/run_evaluation.py; 244 total tests</w:t>
+              <w:t>scripts/run_evaluation.py; 426 total tests</w:t>
             </w:r>
           </w:p>
         </w:tc>
@@ -5361,7 +5361,7 @@
                 <w:color w:val="000000"/>
                 <w:sz w:val="20"/>
               </w:rPr>
-              <w:t>FastMCP server exposes all 5 tools via MCP protocol. Claude Desktop, Claude Code, and external bank APIs can now call any tool. Agent can be switched to MCP path via USE_MCP=true.</w:t>
+              <w:t>FastMCP server exposes all 5 tools via MCP protocol. Claude Desktop, Claude Code, and external bank APIs can now call any tool. MCP is the default tool path (USE_MCP=true); direct import available via USE_MCP=false.</w:t>
             </w:r>
           </w:p>
         </w:tc>
@@ -12641,7 +12641,7 @@
                 <w:color w:val="1A1A5E"/>
                 <w:sz w:val="18"/>
               </w:rPr>
-              <w:t>use_mcp = os.getenv('USE_MCP', 'false').lower() == 'true'</w:t>
+              <w:t>use_mcp = os.getenv('USE_MCP', 'true').lower() == 'true'</w:t>
             </w:r>
           </w:p>
           <w:p>
@@ -12679,7 +12679,7 @@
                 <w:color w:val="1A1A5E"/>
                 <w:sz w:val="18"/>
               </w:rPr>
-              <w:t># Run agent with MCP path:</w:t>
+              <w:t># Run agent (MCP path is the default):</w:t>
             </w:r>
           </w:p>
           <w:p>
@@ -12692,7 +12692,7 @@
                 <w:color w:val="1A1A5E"/>
                 <w:sz w:val="18"/>
               </w:rPr>
-              <w:t>USE_MCP=true python scripts/run_agent.py</w:t>
+              <w:t>python scripts/run_agent.py</w:t>
             </w:r>
           </w:p>
           <w:p>
@@ -12717,7 +12717,7 @@
                 <w:color w:val="1A1A5E"/>
                 <w:sz w:val="18"/>
               </w:rPr>
-              <w:t># Run agent with direct path (default):</w:t>
+              <w:t># Run agent with direct import path (override):</w:t>
             </w:r>
           </w:p>
           <w:p>
@@ -12730,7 +12730,7 @@
                 <w:color w:val="1A1A5E"/>
                 <w:sz w:val="18"/>
               </w:rPr>
-              <w:t>python scripts/run_agent.py</w:t>
+              <w:t>USE_MCP=false python scripts/run_agent.py</w:t>
             </w:r>
           </w:p>
         </w:tc>
@@ -13169,7 +13169,7 @@
                 <w:color w:val="1A1A5E"/>
                 <w:sz w:val="18"/>
               </w:rPr>
-              <w:t># With MCP tools path:</w:t>
+              <w:t># With direct import path (override, MCP is default):</w:t>
             </w:r>
           </w:p>
           <w:p>
@@ -13182,7 +13182,7 @@
                 <w:color w:val="1A1A5E"/>
                 <w:sz w:val="18"/>
               </w:rPr>
-              <w:t>USE_MCP=true streamlit run deployment/app.py</w:t>
+              <w:t>USE_MCP=false streamlit run deployment/app.py</w:t>
             </w:r>
           </w:p>
         </w:tc>
@@ -15374,7 +15374,7 @@
           <w:i w:val="0"/>
           <w:sz w:val="22"/>
         </w:rPr>
-        <w:t>244 automated tests (233 core + 11 MCP) verify the system from three angles: pytest for unit correctness, evaluation suites for AI quality, and adversarial probes for safety.</w:t>
+        <w:t>426 automated tests (244 original + 182 coverage tests) verify the system from three angles: pytest for unit correctness, evaluation suites for AI quality, and adversarial probes for safety.</w:t>
       </w:r>
     </w:p>
     <w:p>
@@ -17132,7 +17132,7 @@
         <w:rPr>
           <w:sz w:val="21"/>
         </w:rPr>
-        <w:t>Ensure 244 pytest tests pass: python -m pytest</w:t>
+        <w:t>Ensure 426 pytest tests pass: python -m pytest</w:t>
       </w:r>
     </w:p>
     <w:p>
@@ -17698,7 +17698,7 @@
         <w:rPr>
           <w:color w:val="007B83"/>
         </w:rPr>
-        <w:t>MCP as an additive layer (not replacing direct tools)</w:t>
+        <w:t>MCP as the default transport (not an optional add-on)</w:t>
       </w:r>
     </w:p>
     <w:p>
@@ -17725,7 +17725,7 @@
           <w:i w:val="0"/>
           <w:sz w:val="22"/>
         </w:rPr>
-        <w:t>The default path (USE_MCP=false) imports tools directly — zero overhead, no subprocess spawning. MCP is opt-in via environment variable. This keeps the default fast while enabling external access via MCP.</w:t>
+        <w:t>The default path (USE_MCP=true) routes tools through the FastMCP server — external access, standard protocol, auto-generated schemas. Direct import is available via USE_MCP=false as a fast override. This makes the MCP path the primary path while keeping a low-overhead fallback.</w:t>
       </w:r>
     </w:p>
     <w:p>
@@ -17754,7 +17754,7 @@
           <w:color w:val="1A7A3C"/>
           <w:sz w:val="22"/>
         </w:rPr>
-        <w:t>Adding MCP as a mandatory transport would add &lt;1ms serialisation overhead to every tool call. Opt-in preserves backwards compatibility.</w:t>
+        <w:t>Making MCP the default means external agents (Claude Desktop, API callers) get the same tool behaviour as the built-in agent with no extra setup.</w:t>
       </w:r>
     </w:p>
     <w:p>
@@ -18159,7 +18159,7 @@
                 <w:color w:val="1A1A5E"/>
                 <w:sz w:val="18"/>
               </w:rPr>
-              <w:t># Run all 244 tests</w:t>
+              <w:t># Run all 426 tests</w:t>
             </w:r>
           </w:p>
           <w:p>
@@ -18669,7 +18669,7 @@
           <w:color w:val="404040"/>
           <w:sz w:val="20"/>
         </w:rPr>
-        <w:t>Loan Copilot Capstone  ·  IIT Madras AI Programme  ·  244 tests passing  ·  Manoj Bansal  ·  2026</w:t>
+        <w:t>Loan Copilot Capstone  ·  IIT Madras AI Programme  ·  426 tests passing  ·  Manoj Bansal  ·  2026</w:t>
       </w:r>
     </w:p>
     <w:sectPr>

--- a/docs/loan_copilot_learner_guide.docx
+++ b/docs/loan_copilot_learner_guide.docx
@@ -7836,15 +7836,46 @@
                 <w:sz w:val="18"/>
               </w:rPr>
               <w:t>Raw Policy</w:t>
-            </w:r>
+              <w:br/>
+              <w:t>.txt files</w:t>
+            </w:r>
+          </w:p>
+        </w:tc>
+        <w:tc>
+          <w:tcPr>
+            <w:tcW w:w="1008" w:type="dxa"/>
+            <w:shd w:val="clear" w:color="auto" w:fill="E8E8E8"/>
+          </w:tcPr>
+          <w:p>
+            <w:pPr>
+              <w:jc w:val="center"/>
+            </w:pPr>
+            <w:r>
+              <w:rPr>
+                <w:sz w:val="24"/>
+              </w:rPr>
+              <w:t>→</w:t>
+            </w:r>
+          </w:p>
+        </w:tc>
+        <w:tc>
+          <w:tcPr>
+            <w:tcW w:w="1008" w:type="dxa"/>
+            <w:shd w:val="clear" w:color="auto" w:fill="143D7A"/>
+          </w:tcPr>
+          <w:p>
+            <w:pPr>
+              <w:jc w:val="center"/>
+            </w:pPr>
             <w:r>
               <w:rPr>
                 <w:b/>
                 <w:color w:val="FFFFFF"/>
                 <w:sz w:val="18"/>
               </w:rPr>
+              <w:t>Document</w:t>
               <w:br/>
-              <w:t>.txt files</w:t>
+              <w:t>Loader</w:t>
             </w:r>
           </w:p>
         </w:tc>
@@ -7868,7 +7899,7 @@
         <w:tc>
           <w:tcPr>
             <w:tcW w:w="1008" w:type="dxa"/>
-            <w:shd w:val="clear" w:color="auto" w:fill="143D7A"/>
+            <w:shd w:val="clear" w:color="auto" w:fill="1F77B4"/>
           </w:tcPr>
           <w:p>
             <w:pPr>
@@ -7880,16 +7911,49 @@
                 <w:color w:val="FFFFFF"/>
                 <w:sz w:val="18"/>
               </w:rPr>
-              <w:t>Document</w:t>
-            </w:r>
+              <w:t>Text</w:t>
+              <w:br/>
+              <w:t>Chunker</w:t>
+              <w:br/>
+              <w:t>500 tok</w:t>
+            </w:r>
+          </w:p>
+        </w:tc>
+        <w:tc>
+          <w:tcPr>
+            <w:tcW w:w="1008" w:type="dxa"/>
+            <w:shd w:val="clear" w:color="auto" w:fill="E8E8E8"/>
+          </w:tcPr>
+          <w:p>
+            <w:pPr>
+              <w:jc w:val="center"/>
+            </w:pPr>
+            <w:r>
+              <w:rPr>
+                <w:sz w:val="24"/>
+              </w:rPr>
+              <w:t>→</w:t>
+            </w:r>
+          </w:p>
+        </w:tc>
+        <w:tc>
+          <w:tcPr>
+            <w:tcW w:w="1008" w:type="dxa"/>
+            <w:shd w:val="clear" w:color="auto" w:fill="007B83"/>
+          </w:tcPr>
+          <w:p>
+            <w:pPr>
+              <w:jc w:val="center"/>
+            </w:pPr>
             <w:r>
               <w:rPr>
                 <w:b/>
                 <w:color w:val="FFFFFF"/>
                 <w:sz w:val="18"/>
               </w:rPr>
+              <w:t>OpenAI</w:t>
               <w:br/>
-              <w:t>Loader</w:t>
+              <w:t>Embedder</w:t>
             </w:r>
           </w:p>
         </w:tc>
@@ -7913,7 +7977,7 @@
         <w:tc>
           <w:tcPr>
             <w:tcW w:w="1008" w:type="dxa"/>
-            <w:shd w:val="clear" w:color="auto" w:fill="1F77B4"/>
+            <w:shd w:val="clear" w:color="auto" w:fill="1A7A3C"/>
           </w:tcPr>
           <w:p>
             <w:pPr>
@@ -7925,113 +7989,7 @@
                 <w:color w:val="FFFFFF"/>
                 <w:sz w:val="18"/>
               </w:rPr>
-              <w:t>Text</w:t>
-            </w:r>
-            <w:r>
-              <w:rPr>
-                <w:b/>
-                <w:color w:val="FFFFFF"/>
-                <w:sz w:val="18"/>
-              </w:rPr>
-              <w:br/>
-              <w:t>Chunker</w:t>
-            </w:r>
-            <w:r>
-              <w:rPr>
-                <w:b/>
-                <w:color w:val="FFFFFF"/>
-                <w:sz w:val="18"/>
-              </w:rPr>
-              <w:br/>
-              <w:t>500 tok</w:t>
-            </w:r>
-          </w:p>
-        </w:tc>
-        <w:tc>
-          <w:tcPr>
-            <w:tcW w:w="1008" w:type="dxa"/>
-            <w:shd w:val="clear" w:color="auto" w:fill="E8E8E8"/>
-          </w:tcPr>
-          <w:p>
-            <w:pPr>
-              <w:jc w:val="center"/>
-            </w:pPr>
-            <w:r>
-              <w:rPr>
-                <w:sz w:val="24"/>
-              </w:rPr>
-              <w:t>→</w:t>
-            </w:r>
-          </w:p>
-        </w:tc>
-        <w:tc>
-          <w:tcPr>
-            <w:tcW w:w="1008" w:type="dxa"/>
-            <w:shd w:val="clear" w:color="auto" w:fill="007B83"/>
-          </w:tcPr>
-          <w:p>
-            <w:pPr>
-              <w:jc w:val="center"/>
-            </w:pPr>
-            <w:r>
-              <w:rPr>
-                <w:b/>
-                <w:color w:val="FFFFFF"/>
-                <w:sz w:val="18"/>
-              </w:rPr>
-              <w:t>OpenAI</w:t>
-            </w:r>
-            <w:r>
-              <w:rPr>
-                <w:b/>
-                <w:color w:val="FFFFFF"/>
-                <w:sz w:val="18"/>
-              </w:rPr>
-              <w:br/>
-              <w:t>Embedder</w:t>
-            </w:r>
-          </w:p>
-        </w:tc>
-        <w:tc>
-          <w:tcPr>
-            <w:tcW w:w="1008" w:type="dxa"/>
-            <w:shd w:val="clear" w:color="auto" w:fill="E8E8E8"/>
-          </w:tcPr>
-          <w:p>
-            <w:pPr>
-              <w:jc w:val="center"/>
-            </w:pPr>
-            <w:r>
-              <w:rPr>
-                <w:sz w:val="24"/>
-              </w:rPr>
-              <w:t>→</w:t>
-            </w:r>
-          </w:p>
-        </w:tc>
-        <w:tc>
-          <w:tcPr>
-            <w:tcW w:w="1008" w:type="dxa"/>
-            <w:shd w:val="clear" w:color="auto" w:fill="1A7A3C"/>
-          </w:tcPr>
-          <w:p>
-            <w:pPr>
-              <w:jc w:val="center"/>
-            </w:pPr>
-            <w:r>
-              <w:rPr>
-                <w:b/>
-                <w:color w:val="FFFFFF"/>
-                <w:sz w:val="18"/>
-              </w:rPr>
               <w:t>ChromaDB</w:t>
-            </w:r>
-            <w:r>
-              <w:rPr>
-                <w:b/>
-                <w:color w:val="FFFFFF"/>
-                <w:sz w:val="18"/>
-              </w:rPr>
               <w:br/>
               <w:t>Persist</w:t>
             </w:r>
@@ -8086,13 +8044,44 @@
                 <w:sz w:val="18"/>
               </w:rPr>
               <w:t>User</w:t>
-            </w:r>
+              <w:br/>
+              <w:t>Query</w:t>
+            </w:r>
+          </w:p>
+        </w:tc>
+        <w:tc>
+          <w:tcPr>
+            <w:tcW w:w="1008" w:type="dxa"/>
+            <w:shd w:val="clear" w:color="auto" w:fill="E8E8E8"/>
+          </w:tcPr>
+          <w:p>
+            <w:pPr>
+              <w:jc w:val="center"/>
+            </w:pPr>
+            <w:r>
+              <w:rPr>
+                <w:sz w:val="24"/>
+              </w:rPr>
+              <w:t>→</w:t>
+            </w:r>
+          </w:p>
+        </w:tc>
+        <w:tc>
+          <w:tcPr>
+            <w:tcW w:w="1008" w:type="dxa"/>
+            <w:shd w:val="clear" w:color="auto" w:fill="007B83"/>
+          </w:tcPr>
+          <w:p>
+            <w:pPr>
+              <w:jc w:val="center"/>
+            </w:pPr>
             <w:r>
               <w:rPr>
                 <w:b/>
                 <w:color w:val="FFFFFF"/>
                 <w:sz w:val="18"/>
               </w:rPr>
+              <w:t>Embed</w:t>
               <w:br/>
               <w:t>Query</w:t>
             </w:r>
@@ -8118,7 +8107,7 @@
         <w:tc>
           <w:tcPr>
             <w:tcW w:w="1008" w:type="dxa"/>
-            <w:shd w:val="clear" w:color="auto" w:fill="007B83"/>
+            <w:shd w:val="clear" w:color="auto" w:fill="1A7A3C"/>
           </w:tcPr>
           <w:p>
             <w:pPr>
@@ -8130,16 +8119,49 @@
                 <w:color w:val="FFFFFF"/>
                 <w:sz w:val="18"/>
               </w:rPr>
-              <w:t>Embed</w:t>
-            </w:r>
+              <w:t>Similarity</w:t>
+              <w:br/>
+              <w:t>Search</w:t>
+              <w:br/>
+              <w:t>top-5</w:t>
+            </w:r>
+          </w:p>
+        </w:tc>
+        <w:tc>
+          <w:tcPr>
+            <w:tcW w:w="1008" w:type="dxa"/>
+            <w:shd w:val="clear" w:color="auto" w:fill="E8E8E8"/>
+          </w:tcPr>
+          <w:p>
+            <w:pPr>
+              <w:jc w:val="center"/>
+            </w:pPr>
+            <w:r>
+              <w:rPr>
+                <w:sz w:val="24"/>
+              </w:rPr>
+              <w:t>→</w:t>
+            </w:r>
+          </w:p>
+        </w:tc>
+        <w:tc>
+          <w:tcPr>
+            <w:tcW w:w="1008" w:type="dxa"/>
+            <w:shd w:val="clear" w:color="auto" w:fill="1F77B4"/>
+          </w:tcPr>
+          <w:p>
+            <w:pPr>
+              <w:jc w:val="center"/>
+            </w:pPr>
             <w:r>
               <w:rPr>
                 <w:b/>
                 <w:color w:val="FFFFFF"/>
                 <w:sz w:val="18"/>
               </w:rPr>
+              <w:t>Retrieved</w:t>
               <w:br/>
-              <w:t>Query</w:t>
+              <w:t>Chunks</w:t>
             </w:r>
           </w:p>
         </w:tc>
@@ -8163,7 +8185,7 @@
         <w:tc>
           <w:tcPr>
             <w:tcW w:w="1008" w:type="dxa"/>
-            <w:shd w:val="clear" w:color="auto" w:fill="1A7A3C"/>
+            <w:shd w:val="clear" w:color="auto" w:fill="143D7A"/>
           </w:tcPr>
           <w:p>
             <w:pPr>
@@ -8175,122 +8197,9 @@
                 <w:color w:val="FFFFFF"/>
                 <w:sz w:val="18"/>
               </w:rPr>
-              <w:t>Similarity</w:t>
-            </w:r>
-            <w:r>
-              <w:rPr>
-                <w:b/>
-                <w:color w:val="FFFFFF"/>
-                <w:sz w:val="18"/>
-              </w:rPr>
-              <w:br/>
-              <w:t>Search</w:t>
-            </w:r>
-            <w:r>
-              <w:rPr>
-                <w:b/>
-                <w:color w:val="FFFFFF"/>
-                <w:sz w:val="18"/>
-              </w:rPr>
-              <w:br/>
-              <w:t>top-5</w:t>
-            </w:r>
-          </w:p>
-        </w:tc>
-        <w:tc>
-          <w:tcPr>
-            <w:tcW w:w="1008" w:type="dxa"/>
-            <w:shd w:val="clear" w:color="auto" w:fill="E8E8E8"/>
-          </w:tcPr>
-          <w:p>
-            <w:pPr>
-              <w:jc w:val="center"/>
-            </w:pPr>
-            <w:r>
-              <w:rPr>
-                <w:sz w:val="24"/>
-              </w:rPr>
-              <w:t>→</w:t>
-            </w:r>
-          </w:p>
-        </w:tc>
-        <w:tc>
-          <w:tcPr>
-            <w:tcW w:w="1008" w:type="dxa"/>
-            <w:shd w:val="clear" w:color="auto" w:fill="1F77B4"/>
-          </w:tcPr>
-          <w:p>
-            <w:pPr>
-              <w:jc w:val="center"/>
-            </w:pPr>
-            <w:r>
-              <w:rPr>
-                <w:b/>
-                <w:color w:val="FFFFFF"/>
-                <w:sz w:val="18"/>
-              </w:rPr>
-              <w:t>Retrieved</w:t>
-            </w:r>
-            <w:r>
-              <w:rPr>
-                <w:b/>
-                <w:color w:val="FFFFFF"/>
-                <w:sz w:val="18"/>
-              </w:rPr>
-              <w:br/>
-              <w:t>Chunks</w:t>
-            </w:r>
-          </w:p>
-        </w:tc>
-        <w:tc>
-          <w:tcPr>
-            <w:tcW w:w="1008" w:type="dxa"/>
-            <w:shd w:val="clear" w:color="auto" w:fill="E8E8E8"/>
-          </w:tcPr>
-          <w:p>
-            <w:pPr>
-              <w:jc w:val="center"/>
-            </w:pPr>
-            <w:r>
-              <w:rPr>
-                <w:sz w:val="24"/>
-              </w:rPr>
-              <w:t>→</w:t>
-            </w:r>
-          </w:p>
-        </w:tc>
-        <w:tc>
-          <w:tcPr>
-            <w:tcW w:w="1008" w:type="dxa"/>
-            <w:shd w:val="clear" w:color="auto" w:fill="143D7A"/>
-          </w:tcPr>
-          <w:p>
-            <w:pPr>
-              <w:jc w:val="center"/>
-            </w:pPr>
-            <w:r>
-              <w:rPr>
-                <w:b/>
-                <w:color w:val="FFFFFF"/>
-                <w:sz w:val="18"/>
-              </w:rPr>
               <w:t>LLM</w:t>
-            </w:r>
-            <w:r>
-              <w:rPr>
-                <w:b/>
-                <w:color w:val="FFFFFF"/>
-                <w:sz w:val="18"/>
-              </w:rPr>
               <w:br/>
               <w:t>Grounded</w:t>
-            </w:r>
-            <w:r>
-              <w:rPr>
-                <w:b/>
-                <w:color w:val="FFFFFF"/>
-                <w:sz w:val="18"/>
-              </w:rPr>
               <w:br/>
               <w:t>Answer</w:t>
             </w:r>
@@ -9146,15 +9055,48 @@
               </w:rPr>
               <w:lastRenderedPageBreak/>
               <w:t>User</w:t>
-            </w:r>
+              <w:br/>
+              <w:t>Message</w:t>
+            </w:r>
+          </w:p>
+        </w:tc>
+        <w:tc>
+          <w:tcPr>
+            <w:tcW w:w="825" w:type="dxa"/>
+            <w:shd w:val="clear" w:color="auto" w:fill="E8E8E8"/>
+          </w:tcPr>
+          <w:p>
+            <w:pPr>
+              <w:jc w:val="center"/>
+            </w:pPr>
+            <w:r>
+              <w:rPr>
+                <w:sz w:val="24"/>
+              </w:rPr>
+              <w:t>→</w:t>
+            </w:r>
+          </w:p>
+        </w:tc>
+        <w:tc>
+          <w:tcPr>
+            <w:tcW w:w="825" w:type="dxa"/>
+            <w:shd w:val="clear" w:color="auto" w:fill="D48500"/>
+          </w:tcPr>
+          <w:p>
+            <w:pPr>
+              <w:jc w:val="center"/>
+            </w:pPr>
             <w:r>
               <w:rPr>
                 <w:b/>
                 <w:color w:val="FFFFFF"/>
                 <w:sz w:val="18"/>
               </w:rPr>
+              <w:t>Stage A</w:t>
               <w:br/>
-              <w:t>Message</w:t>
+              <w:t>Keyword</w:t>
+              <w:br/>
+              <w:t>&lt;1 ms</w:t>
             </w:r>
           </w:p>
         </w:tc>
@@ -9178,7 +9120,7 @@
         <w:tc>
           <w:tcPr>
             <w:tcW w:w="825" w:type="dxa"/>
-            <w:shd w:val="clear" w:color="auto" w:fill="D48500"/>
+            <w:shd w:val="clear" w:color="auto" w:fill="C00000"/>
           </w:tcPr>
           <w:p>
             <w:pPr>
@@ -9190,25 +9132,89 @@
                 <w:color w:val="FFFFFF"/>
                 <w:sz w:val="18"/>
               </w:rPr>
-              <w:t>Stage A</w:t>
-            </w:r>
+              <w:t>BLOCK?</w:t>
+              <w:br/>
+              <w:t>Return</w:t>
+              <w:br/>
+              <w:t>error msg</w:t>
+            </w:r>
+          </w:p>
+        </w:tc>
+        <w:tc>
+          <w:tcPr>
+            <w:tcW w:w="825" w:type="dxa"/>
+            <w:shd w:val="clear" w:color="auto" w:fill="E8E8E8"/>
+          </w:tcPr>
+          <w:p>
+            <w:pPr>
+              <w:jc w:val="center"/>
+            </w:pPr>
+            <w:r>
+              <w:rPr>
+                <w:sz w:val="24"/>
+              </w:rPr>
+              <w:t>→</w:t>
+            </w:r>
+          </w:p>
+        </w:tc>
+        <w:tc>
+          <w:tcPr>
+            <w:tcW w:w="825" w:type="dxa"/>
+            <w:shd w:val="clear" w:color="auto" w:fill="D48500"/>
+          </w:tcPr>
+          <w:p>
+            <w:pPr>
+              <w:jc w:val="center"/>
+            </w:pPr>
             <w:r>
               <w:rPr>
                 <w:b/>
                 <w:color w:val="FFFFFF"/>
                 <w:sz w:val="18"/>
               </w:rPr>
+              <w:t>Stage B</w:t>
               <w:br/>
-              <w:t>Keyword</w:t>
-            </w:r>
+              <w:t>GPT-4o-mini</w:t>
+              <w:br/>
+              <w:t>~150 ms</w:t>
+            </w:r>
+          </w:p>
+        </w:tc>
+        <w:tc>
+          <w:tcPr>
+            <w:tcW w:w="825" w:type="dxa"/>
+            <w:shd w:val="clear" w:color="auto" w:fill="E8E8E8"/>
+          </w:tcPr>
+          <w:p>
+            <w:pPr>
+              <w:jc w:val="center"/>
+            </w:pPr>
+            <w:r>
+              <w:rPr>
+                <w:sz w:val="24"/>
+              </w:rPr>
+              <w:t>→</w:t>
+            </w:r>
+          </w:p>
+        </w:tc>
+        <w:tc>
+          <w:tcPr>
+            <w:tcW w:w="825" w:type="dxa"/>
+            <w:shd w:val="clear" w:color="auto" w:fill="C00000"/>
+          </w:tcPr>
+          <w:p>
+            <w:pPr>
+              <w:jc w:val="center"/>
+            </w:pPr>
             <w:r>
               <w:rPr>
                 <w:b/>
                 <w:color w:val="FFFFFF"/>
                 <w:sz w:val="18"/>
               </w:rPr>
+              <w:t>OUT_OF</w:t>
               <w:br/>
-              <w:t>&lt;1 ms</w:t>
+              <w:t>SCOPE?</w:t>
             </w:r>
           </w:p>
         </w:tc>
@@ -9232,7 +9238,7 @@
         <w:tc>
           <w:tcPr>
             <w:tcW w:w="825" w:type="dxa"/>
-            <w:shd w:val="clear" w:color="auto" w:fill="C00000"/>
+            <w:shd w:val="clear" w:color="auto" w:fill="1A7A3C"/>
           </w:tcPr>
           <w:p>
             <w:pPr>
@@ -9244,167 +9250,7 @@
                 <w:color w:val="FFFFFF"/>
                 <w:sz w:val="18"/>
               </w:rPr>
-              <w:t>BLOCK?</w:t>
-            </w:r>
-            <w:r>
-              <w:rPr>
-                <w:b/>
-                <w:color w:val="FFFFFF"/>
-                <w:sz w:val="18"/>
-              </w:rPr>
-              <w:br/>
-              <w:t>Return</w:t>
-            </w:r>
-            <w:r>
-              <w:rPr>
-                <w:b/>
-                <w:color w:val="FFFFFF"/>
-                <w:sz w:val="18"/>
-              </w:rPr>
-              <w:br/>
-              <w:t>error msg</w:t>
-            </w:r>
-          </w:p>
-        </w:tc>
-        <w:tc>
-          <w:tcPr>
-            <w:tcW w:w="825" w:type="dxa"/>
-            <w:shd w:val="clear" w:color="auto" w:fill="E8E8E8"/>
-          </w:tcPr>
-          <w:p>
-            <w:pPr>
-              <w:jc w:val="center"/>
-            </w:pPr>
-            <w:r>
-              <w:rPr>
-                <w:sz w:val="24"/>
-              </w:rPr>
-              <w:t>→</w:t>
-            </w:r>
-          </w:p>
-        </w:tc>
-        <w:tc>
-          <w:tcPr>
-            <w:tcW w:w="825" w:type="dxa"/>
-            <w:shd w:val="clear" w:color="auto" w:fill="D48500"/>
-          </w:tcPr>
-          <w:p>
-            <w:pPr>
-              <w:jc w:val="center"/>
-            </w:pPr>
-            <w:r>
-              <w:rPr>
-                <w:b/>
-                <w:color w:val="FFFFFF"/>
-                <w:sz w:val="18"/>
-              </w:rPr>
-              <w:t>Stage B</w:t>
-            </w:r>
-            <w:r>
-              <w:rPr>
-                <w:b/>
-                <w:color w:val="FFFFFF"/>
-                <w:sz w:val="18"/>
-              </w:rPr>
-              <w:br/>
-              <w:t>GPT-4o-mini</w:t>
-            </w:r>
-            <w:r>
-              <w:rPr>
-                <w:b/>
-                <w:color w:val="FFFFFF"/>
-                <w:sz w:val="18"/>
-              </w:rPr>
-              <w:br/>
-              <w:t>~150 ms</w:t>
-            </w:r>
-          </w:p>
-        </w:tc>
-        <w:tc>
-          <w:tcPr>
-            <w:tcW w:w="825" w:type="dxa"/>
-            <w:shd w:val="clear" w:color="auto" w:fill="E8E8E8"/>
-          </w:tcPr>
-          <w:p>
-            <w:pPr>
-              <w:jc w:val="center"/>
-            </w:pPr>
-            <w:r>
-              <w:rPr>
-                <w:sz w:val="24"/>
-              </w:rPr>
-              <w:t>→</w:t>
-            </w:r>
-          </w:p>
-        </w:tc>
-        <w:tc>
-          <w:tcPr>
-            <w:tcW w:w="825" w:type="dxa"/>
-            <w:shd w:val="clear" w:color="auto" w:fill="C00000"/>
-          </w:tcPr>
-          <w:p>
-            <w:pPr>
-              <w:jc w:val="center"/>
-            </w:pPr>
-            <w:r>
-              <w:rPr>
-                <w:b/>
-                <w:color w:val="FFFFFF"/>
-                <w:sz w:val="18"/>
-              </w:rPr>
-              <w:t>OUT_OF</w:t>
-            </w:r>
-            <w:r>
-              <w:rPr>
-                <w:b/>
-                <w:color w:val="FFFFFF"/>
-                <w:sz w:val="18"/>
-              </w:rPr>
-              <w:br/>
-              <w:t>SCOPE?</w:t>
-            </w:r>
-          </w:p>
-        </w:tc>
-        <w:tc>
-          <w:tcPr>
-            <w:tcW w:w="825" w:type="dxa"/>
-            <w:shd w:val="clear" w:color="auto" w:fill="E8E8E8"/>
-          </w:tcPr>
-          <w:p>
-            <w:pPr>
-              <w:jc w:val="center"/>
-            </w:pPr>
-            <w:r>
-              <w:rPr>
-                <w:sz w:val="24"/>
-              </w:rPr>
-              <w:t>→</w:t>
-            </w:r>
-          </w:p>
-        </w:tc>
-        <w:tc>
-          <w:tcPr>
-            <w:tcW w:w="825" w:type="dxa"/>
-            <w:shd w:val="clear" w:color="auto" w:fill="1A7A3C"/>
-          </w:tcPr>
-          <w:p>
-            <w:pPr>
-              <w:jc w:val="center"/>
-            </w:pPr>
-            <w:r>
-              <w:rPr>
-                <w:b/>
-                <w:color w:val="FFFFFF"/>
-                <w:sz w:val="18"/>
-              </w:rPr>
               <w:t>PASS</w:t>
-            </w:r>
-            <w:r>
-              <w:rPr>
-                <w:b/>
-                <w:color w:val="FFFFFF"/>
-                <w:sz w:val="18"/>
-              </w:rPr>
               <w:br/>
               <w:t>→ Agent</w:t>
             </w:r>
@@ -9954,7 +9800,7 @@
         <w:spacing w:after="80"/>
       </w:pPr>
       <w:r>
-        <w:t>RLHF stands for Reinforcement Learning from Human Feedback. In this project, it is a lightweight version: feedback from the Streamlit UI (thumbs up/down) triggers automatic policy compliance checking, and repeated violations can trigger policy updates.</w:t>
+        <w:t>RLHF stands for Reinforcement Learning from Human Feedback. In this project it operates on two timescales: (1) within-session — a ≤2-star rating during a live conversation triggers an immediate SystemMessage correction on the very next agent turn via inject_feedback_signal(); (2) cross-session — running the RLHF pipeline calls GPT-4o-mini with accumulated low-rated comments, which generates novel behavioural instructions written to data/rlhf/adaptive_policy.json and applied at the next agent startup. Policy compliance checking runs inline on every response.</w:t>
       </w:r>
     </w:p>
     <w:p>
@@ -10040,7 +9886,7 @@
                 <w:color w:val="000000"/>
                 <w:sz w:val="20"/>
               </w:rPr>
-              <w:t>Collects thumbs-up/thumbs-down ratings from the Streamlit UI. Saves each rating to data/rlhf/feedback.json with the session ID and response text.</w:t>
+              <w:t>Collects 1–5 star ratings and optional text comments from the Streamlit UI. Saves each record to data/rlhf/feedback_store.json with session ID, turn, rating, and comment (PII masked). Low-rated comments feed the adaptive policy update step.</w:t>
             </w:r>
           </w:p>
         </w:tc>
@@ -11072,30 +10918,96 @@
                 <w:sz w:val="18"/>
               </w:rPr>
               <w:t>1</w:t>
-            </w:r>
+              <w:br/>
+              <w:t>User types</w:t>
+              <w:br/>
+              <w:t>message</w:t>
+            </w:r>
+          </w:p>
+        </w:tc>
+        <w:tc>
+          <w:tcPr>
+            <w:tcW w:w="310" w:type="dxa"/>
+            <w:shd w:val="clear" w:color="auto" w:fill="E8E8E8"/>
+          </w:tcPr>
+          <w:p>
+            <w:pPr>
+              <w:jc w:val="center"/>
+            </w:pPr>
+            <w:r>
+              <w:rPr>
+                <w:sz w:val="24"/>
+              </w:rPr>
+              <w:t>→</w:t>
+            </w:r>
+          </w:p>
+        </w:tc>
+        <w:tc>
+          <w:tcPr>
+            <w:tcW w:w="883" w:type="dxa"/>
+            <w:shd w:val="clear" w:color="auto" w:fill="1F77B4"/>
+          </w:tcPr>
+          <w:p>
+            <w:pPr>
+              <w:jc w:val="center"/>
+            </w:pPr>
             <w:r>
               <w:rPr>
                 <w:b/>
                 <w:color w:val="FFFFFF"/>
                 <w:sz w:val="18"/>
               </w:rPr>
+              <w:t>2</w:t>
               <w:br/>
-              <w:t>User types</w:t>
-            </w:r>
+              <w:t>Streamlit</w:t>
+              <w:br/>
+              <w:t>sends to agent</w:t>
+            </w:r>
+          </w:p>
+        </w:tc>
+        <w:tc>
+          <w:tcPr>
+            <w:tcW w:w="427" w:type="dxa"/>
+            <w:shd w:val="clear" w:color="auto" w:fill="E8E8E8"/>
+          </w:tcPr>
+          <w:p>
+            <w:pPr>
+              <w:jc w:val="center"/>
+            </w:pPr>
+            <w:r>
+              <w:rPr>
+                <w:sz w:val="24"/>
+              </w:rPr>
+              <w:t>→</w:t>
+            </w:r>
+          </w:p>
+        </w:tc>
+        <w:tc>
+          <w:tcPr>
+            <w:tcW w:w="671" w:type="dxa"/>
+            <w:shd w:val="clear" w:color="auto" w:fill="D48500"/>
+          </w:tcPr>
+          <w:p>
+            <w:pPr>
+              <w:jc w:val="center"/>
+            </w:pPr>
             <w:r>
               <w:rPr>
                 <w:b/>
                 <w:color w:val="FFFFFF"/>
                 <w:sz w:val="18"/>
               </w:rPr>
+              <w:t>3</w:t>
               <w:br/>
-              <w:t>message</w:t>
-            </w:r>
-          </w:p>
-        </w:tc>
-        <w:tc>
-          <w:tcPr>
-            <w:tcW w:w="310" w:type="dxa"/>
+              <w:t>Safety Gate</w:t>
+              <w:br/>
+              <w:t>Stage A + B</w:t>
+            </w:r>
+          </w:p>
+        </w:tc>
+        <w:tc>
+          <w:tcPr>
+            <w:tcW w:w="427" w:type="dxa"/>
             <w:shd w:val="clear" w:color="auto" w:fill="E8E8E8"/>
           </w:tcPr>
           <w:p>
@@ -11112,8 +11024,8 @@
         </w:tc>
         <w:tc>
           <w:tcPr>
-            <w:tcW w:w="883" w:type="dxa"/>
-            <w:shd w:val="clear" w:color="auto" w:fill="1F77B4"/>
+            <w:tcW w:w="961" w:type="dxa"/>
+            <w:shd w:val="clear" w:color="auto" w:fill="007B83"/>
           </w:tcPr>
           <w:p>
             <w:pPr>
@@ -11125,25 +11037,91 @@
                 <w:color w:val="FFFFFF"/>
                 <w:sz w:val="18"/>
               </w:rPr>
-              <w:t>2</w:t>
-            </w:r>
+              <w:t>4</w:t>
+              <w:br/>
+              <w:t>LangChain</w:t>
+              <w:br/>
+              <w:t>ReAct Agent</w:t>
+            </w:r>
+          </w:p>
+        </w:tc>
+        <w:tc>
+          <w:tcPr>
+            <w:tcW w:w="427" w:type="dxa"/>
+            <w:shd w:val="clear" w:color="auto" w:fill="E8E8E8"/>
+          </w:tcPr>
+          <w:p>
+            <w:pPr>
+              <w:jc w:val="center"/>
+            </w:pPr>
+            <w:r>
+              <w:rPr>
+                <w:sz w:val="24"/>
+              </w:rPr>
+              <w:t>→</w:t>
+            </w:r>
+          </w:p>
+        </w:tc>
+        <w:tc>
+          <w:tcPr>
+            <w:tcW w:w="631" w:type="dxa"/>
+            <w:shd w:val="clear" w:color="auto" w:fill="1A7A3C"/>
+          </w:tcPr>
+          <w:p>
+            <w:pPr>
+              <w:jc w:val="center"/>
+            </w:pPr>
             <w:r>
               <w:rPr>
                 <w:b/>
                 <w:color w:val="FFFFFF"/>
                 <w:sz w:val="18"/>
               </w:rPr>
+              <w:t>5</w:t>
               <w:br/>
-              <w:t>Streamlit</w:t>
-            </w:r>
+              <w:t>Tool calls</w:t>
+              <w:br/>
+              <w:t>(1–3 tools)</w:t>
+            </w:r>
+          </w:p>
+        </w:tc>
+        <w:tc>
+          <w:tcPr>
+            <w:tcW w:w="427" w:type="dxa"/>
+            <w:shd w:val="clear" w:color="auto" w:fill="E8E8E8"/>
+          </w:tcPr>
+          <w:p>
+            <w:pPr>
+              <w:jc w:val="center"/>
+            </w:pPr>
+            <w:r>
+              <w:rPr>
+                <w:sz w:val="24"/>
+              </w:rPr>
+              <w:t>→</w:t>
+            </w:r>
+          </w:p>
+        </w:tc>
+        <w:tc>
+          <w:tcPr>
+            <w:tcW w:w="623" w:type="dxa"/>
+            <w:shd w:val="clear" w:color="auto" w:fill="1F77B4"/>
+          </w:tcPr>
+          <w:p>
+            <w:pPr>
+              <w:jc w:val="center"/>
+            </w:pPr>
             <w:r>
               <w:rPr>
                 <w:b/>
                 <w:color w:val="FFFFFF"/>
                 <w:sz w:val="18"/>
               </w:rPr>
+              <w:t>6</w:t>
               <w:br/>
-              <w:t>sends to agent</w:t>
+              <w:t>LLM crafts</w:t>
+              <w:br/>
+              <w:t>final reply</w:t>
             </w:r>
           </w:p>
         </w:tc>
@@ -11166,8 +11144,8 @@
         </w:tc>
         <w:tc>
           <w:tcPr>
-            <w:tcW w:w="671" w:type="dxa"/>
-            <w:shd w:val="clear" w:color="auto" w:fill="D48500"/>
+            <w:tcW w:w="778" w:type="dxa"/>
+            <w:shd w:val="clear" w:color="auto" w:fill="6A0DAD"/>
           </w:tcPr>
           <w:p>
             <w:pPr>
@@ -11179,293 +11157,49 @@
                 <w:color w:val="FFFFFF"/>
                 <w:sz w:val="18"/>
               </w:rPr>
-              <w:t>3</w:t>
-            </w:r>
+              <w:t>7</w:t>
+              <w:br/>
+              <w:t>PII masked</w:t>
+              <w:br/>
+              <w:t>→ logged</w:t>
+            </w:r>
+          </w:p>
+        </w:tc>
+        <w:tc>
+          <w:tcPr>
+            <w:tcW w:w="427" w:type="dxa"/>
+            <w:shd w:val="clear" w:color="auto" w:fill="E8E8E8"/>
+          </w:tcPr>
+          <w:p>
+            <w:pPr>
+              <w:jc w:val="center"/>
+            </w:pPr>
+            <w:r>
+              <w:rPr>
+                <w:sz w:val="24"/>
+              </w:rPr>
+              <w:t>→</w:t>
+            </w:r>
+          </w:p>
+        </w:tc>
+        <w:tc>
+          <w:tcPr>
+            <w:tcW w:w="910" w:type="dxa"/>
+            <w:shd w:val="clear" w:color="auto" w:fill="143D7A"/>
+          </w:tcPr>
+          <w:p>
+            <w:pPr>
+              <w:jc w:val="center"/>
+            </w:pPr>
             <w:r>
               <w:rPr>
                 <w:b/>
                 <w:color w:val="FFFFFF"/>
                 <w:sz w:val="18"/>
               </w:rPr>
-              <w:br/>
-              <w:t>Safety Gate</w:t>
-            </w:r>
-            <w:r>
-              <w:rPr>
-                <w:b/>
-                <w:color w:val="FFFFFF"/>
-                <w:sz w:val="18"/>
-              </w:rPr>
-              <w:br/>
-              <w:t>Stage A + B</w:t>
-            </w:r>
-          </w:p>
-        </w:tc>
-        <w:tc>
-          <w:tcPr>
-            <w:tcW w:w="427" w:type="dxa"/>
-            <w:shd w:val="clear" w:color="auto" w:fill="E8E8E8"/>
-          </w:tcPr>
-          <w:p>
-            <w:pPr>
-              <w:jc w:val="center"/>
-            </w:pPr>
-            <w:r>
-              <w:rPr>
-                <w:sz w:val="24"/>
-              </w:rPr>
-              <w:t>→</w:t>
-            </w:r>
-          </w:p>
-        </w:tc>
-        <w:tc>
-          <w:tcPr>
-            <w:tcW w:w="961" w:type="dxa"/>
-            <w:shd w:val="clear" w:color="auto" w:fill="007B83"/>
-          </w:tcPr>
-          <w:p>
-            <w:pPr>
-              <w:jc w:val="center"/>
-            </w:pPr>
-            <w:r>
-              <w:rPr>
-                <w:b/>
-                <w:color w:val="FFFFFF"/>
-                <w:sz w:val="18"/>
-              </w:rPr>
-              <w:t>4</w:t>
-            </w:r>
-            <w:r>
-              <w:rPr>
-                <w:b/>
-                <w:color w:val="FFFFFF"/>
-                <w:sz w:val="18"/>
-              </w:rPr>
-              <w:br/>
-              <w:t>LangChain</w:t>
-            </w:r>
-            <w:r>
-              <w:rPr>
-                <w:b/>
-                <w:color w:val="FFFFFF"/>
-                <w:sz w:val="18"/>
-              </w:rPr>
-              <w:br/>
-              <w:t>ReAct Agent</w:t>
-            </w:r>
-          </w:p>
-        </w:tc>
-        <w:tc>
-          <w:tcPr>
-            <w:tcW w:w="427" w:type="dxa"/>
-            <w:shd w:val="clear" w:color="auto" w:fill="E8E8E8"/>
-          </w:tcPr>
-          <w:p>
-            <w:pPr>
-              <w:jc w:val="center"/>
-            </w:pPr>
-            <w:r>
-              <w:rPr>
-                <w:sz w:val="24"/>
-              </w:rPr>
-              <w:t>→</w:t>
-            </w:r>
-          </w:p>
-        </w:tc>
-        <w:tc>
-          <w:tcPr>
-            <w:tcW w:w="631" w:type="dxa"/>
-            <w:shd w:val="clear" w:color="auto" w:fill="1A7A3C"/>
-          </w:tcPr>
-          <w:p>
-            <w:pPr>
-              <w:jc w:val="center"/>
-            </w:pPr>
-            <w:r>
-              <w:rPr>
-                <w:b/>
-                <w:color w:val="FFFFFF"/>
-                <w:sz w:val="18"/>
-              </w:rPr>
-              <w:t>5</w:t>
-            </w:r>
-            <w:r>
-              <w:rPr>
-                <w:b/>
-                <w:color w:val="FFFFFF"/>
-                <w:sz w:val="18"/>
-              </w:rPr>
-              <w:br/>
-              <w:t>Tool calls</w:t>
-            </w:r>
-            <w:r>
-              <w:rPr>
-                <w:b/>
-                <w:color w:val="FFFFFF"/>
-                <w:sz w:val="18"/>
-              </w:rPr>
-              <w:br/>
-              <w:t>(1–3 tools)</w:t>
-            </w:r>
-          </w:p>
-        </w:tc>
-        <w:tc>
-          <w:tcPr>
-            <w:tcW w:w="427" w:type="dxa"/>
-            <w:shd w:val="clear" w:color="auto" w:fill="E8E8E8"/>
-          </w:tcPr>
-          <w:p>
-            <w:pPr>
-              <w:jc w:val="center"/>
-            </w:pPr>
-            <w:r>
-              <w:rPr>
-                <w:sz w:val="24"/>
-              </w:rPr>
-              <w:t>→</w:t>
-            </w:r>
-          </w:p>
-        </w:tc>
-        <w:tc>
-          <w:tcPr>
-            <w:tcW w:w="623" w:type="dxa"/>
-            <w:shd w:val="clear" w:color="auto" w:fill="1F77B4"/>
-          </w:tcPr>
-          <w:p>
-            <w:pPr>
-              <w:jc w:val="center"/>
-            </w:pPr>
-            <w:r>
-              <w:rPr>
-                <w:b/>
-                <w:color w:val="FFFFFF"/>
-                <w:sz w:val="18"/>
-              </w:rPr>
-              <w:t>6</w:t>
-            </w:r>
-            <w:r>
-              <w:rPr>
-                <w:b/>
-                <w:color w:val="FFFFFF"/>
-                <w:sz w:val="18"/>
-              </w:rPr>
-              <w:br/>
-              <w:t>LLM crafts</w:t>
-            </w:r>
-            <w:r>
-              <w:rPr>
-                <w:b/>
-                <w:color w:val="FFFFFF"/>
-                <w:sz w:val="18"/>
-              </w:rPr>
-              <w:br/>
-              <w:t>final reply</w:t>
-            </w:r>
-          </w:p>
-        </w:tc>
-        <w:tc>
-          <w:tcPr>
-            <w:tcW w:w="427" w:type="dxa"/>
-            <w:shd w:val="clear" w:color="auto" w:fill="E8E8E8"/>
-          </w:tcPr>
-          <w:p>
-            <w:pPr>
-              <w:jc w:val="center"/>
-            </w:pPr>
-            <w:r>
-              <w:rPr>
-                <w:sz w:val="24"/>
-              </w:rPr>
-              <w:t>→</w:t>
-            </w:r>
-          </w:p>
-        </w:tc>
-        <w:tc>
-          <w:tcPr>
-            <w:tcW w:w="778" w:type="dxa"/>
-            <w:shd w:val="clear" w:color="auto" w:fill="6A0DAD"/>
-          </w:tcPr>
-          <w:p>
-            <w:pPr>
-              <w:jc w:val="center"/>
-            </w:pPr>
-            <w:r>
-              <w:rPr>
-                <w:b/>
-                <w:color w:val="FFFFFF"/>
-                <w:sz w:val="18"/>
-              </w:rPr>
-              <w:t>7</w:t>
-            </w:r>
-            <w:r>
-              <w:rPr>
-                <w:b/>
-                <w:color w:val="FFFFFF"/>
-                <w:sz w:val="18"/>
-              </w:rPr>
-              <w:br/>
-              <w:t>PII masked</w:t>
-            </w:r>
-            <w:r>
-              <w:rPr>
-                <w:b/>
-                <w:color w:val="FFFFFF"/>
-                <w:sz w:val="18"/>
-              </w:rPr>
-              <w:br/>
-              <w:t>→ logged</w:t>
-            </w:r>
-          </w:p>
-        </w:tc>
-        <w:tc>
-          <w:tcPr>
-            <w:tcW w:w="427" w:type="dxa"/>
-            <w:shd w:val="clear" w:color="auto" w:fill="E8E8E8"/>
-          </w:tcPr>
-          <w:p>
-            <w:pPr>
-              <w:jc w:val="center"/>
-            </w:pPr>
-            <w:r>
-              <w:rPr>
-                <w:sz w:val="24"/>
-              </w:rPr>
-              <w:t>→</w:t>
-            </w:r>
-          </w:p>
-        </w:tc>
-        <w:tc>
-          <w:tcPr>
-            <w:tcW w:w="910" w:type="dxa"/>
-            <w:shd w:val="clear" w:color="auto" w:fill="143D7A"/>
-          </w:tcPr>
-          <w:p>
-            <w:pPr>
-              <w:jc w:val="center"/>
-            </w:pPr>
-            <w:r>
-              <w:rPr>
-                <w:b/>
-                <w:color w:val="FFFFFF"/>
-                <w:sz w:val="18"/>
-              </w:rPr>
               <w:t>8</w:t>
-            </w:r>
-            <w:r>
-              <w:rPr>
-                <w:b/>
-                <w:color w:val="FFFFFF"/>
-                <w:sz w:val="18"/>
-              </w:rPr>
               <w:br/>
               <w:t>Response to</w:t>
-            </w:r>
-            <w:r>
-              <w:rPr>
-                <w:b/>
-                <w:color w:val="FFFFFF"/>
-                <w:sz w:val="18"/>
-              </w:rPr>
               <w:br/>
               <w:t>user</w:t>
             </w:r>
@@ -15748,105 +15482,7 @@
           <w:color w:val="404040"/>
           <w:sz w:val="20"/>
         </w:rPr>
-        <w:t xml:space="preserve">Loan Copilot </w:t>
-      </w:r>
-      <w:proofErr w:type="gramStart"/>
-      <w:r>
-        <w:rPr>
-          <w:i/>
-          <w:color w:val="404040"/>
-          <w:sz w:val="20"/>
-        </w:rPr>
-        <w:t>Capstone  ·</w:t>
-      </w:r>
-      <w:proofErr w:type="gramEnd"/>
-      <w:r>
-        <w:rPr>
-          <w:i/>
-          <w:color w:val="404040"/>
-          <w:sz w:val="20"/>
-        </w:rPr>
-        <w:t xml:space="preserve">  IIT Madras AI </w:t>
-      </w:r>
-      <w:proofErr w:type="spellStart"/>
-      <w:proofErr w:type="gramStart"/>
-      <w:r>
-        <w:rPr>
-          <w:i/>
-          <w:color w:val="404040"/>
-          <w:sz w:val="20"/>
-        </w:rPr>
-        <w:t>Programme</w:t>
-      </w:r>
-      <w:proofErr w:type="spellEnd"/>
-      <w:r>
-        <w:rPr>
-          <w:i/>
-          <w:color w:val="404040"/>
-          <w:sz w:val="20"/>
-        </w:rPr>
-        <w:t xml:space="preserve">  ·</w:t>
-      </w:r>
-      <w:proofErr w:type="gramEnd"/>
-      <w:r>
-        <w:rPr>
-          <w:i/>
-          <w:color w:val="404040"/>
-          <w:sz w:val="20"/>
-        </w:rPr>
-        <w:t xml:space="preserve">  </w:t>
-      </w:r>
-      <w:r>
-        <w:rPr>
-          <w:i/>
-          <w:color w:val="404040"/>
-          <w:sz w:val="20"/>
-        </w:rPr>
-        <w:t>426</w:t>
-      </w:r>
-      <w:r>
-        <w:rPr>
-          <w:i/>
-          <w:color w:val="404040"/>
-          <w:sz w:val="20"/>
-        </w:rPr>
-        <w:t xml:space="preserve"> tests </w:t>
-      </w:r>
-      <w:proofErr w:type="gramStart"/>
-      <w:r>
-        <w:rPr>
-          <w:i/>
-          <w:color w:val="404040"/>
-          <w:sz w:val="20"/>
-        </w:rPr>
-        <w:t>passing  ·</w:t>
-      </w:r>
-      <w:proofErr w:type="gramEnd"/>
-      <w:r>
-        <w:rPr>
-          <w:i/>
-          <w:color w:val="404040"/>
-          <w:sz w:val="20"/>
-        </w:rPr>
-        <w:t xml:space="preserve">  Manoj </w:t>
-      </w:r>
-      <w:proofErr w:type="gramStart"/>
-      <w:r>
-        <w:rPr>
-          <w:i/>
-          <w:color w:val="404040"/>
-          <w:sz w:val="20"/>
-        </w:rPr>
-        <w:t>Bansal  ·</w:t>
-      </w:r>
-      <w:proofErr w:type="gramEnd"/>
-      <w:r>
-        <w:rPr>
-          <w:i/>
-          <w:color w:val="404040"/>
-          <w:sz w:val="20"/>
-        </w:rPr>
-        <w:t xml:space="preserve">  2026</w:t>
+        <w:t>Loan Copilot Capstone  ·  IIT Madras AI Programme  ·  442 tests passing  ·  Manoj Bansal  ·  2026</w:t>
       </w:r>
     </w:p>
     <w:sectPr>

--- a/docs/loan_copilot_learner_guide.docx
+++ b/docs/loan_copilot_learner_guide.docx
@@ -15482,7 +15482,7 @@
           <w:color w:val="404040"/>
           <w:sz w:val="20"/>
         </w:rPr>
-        <w:t>Loan Copilot Capstone  ·  IIT Madras AI Programme  ·  442 tests passing  ·  Manoj Bansal  ·  2026</w:t>
+        <w:t>Loan Copilot Capstone  ·  IIT Madras AI Programme  ·  424 tests passing  ·  Manoj Bansal  ·  2026</w:t>
       </w:r>
     </w:p>
     <w:sectPr>
